--- a/tech_blog_output/kimi_k3_vllm/final/blog.en.docx
+++ b/tech_blog_output/kimi_k3_vllm/final/blog.en.docx
@@ -92,7 +92,7 @@
           <w:color w:val="626B75"/>
           <w:sz w:val="20"/>
         </w:rPr>
-        <w:t>2026-08-02</w:t>
+        <w:t>2026-08-05</w:t>
       </w:r>
       <w:r>
         <w:br w:type="page"/>
@@ -102,6 +102,48 @@
       <w:pPr>
         <w:pStyle w:val="Lead"/>
       </w:pPr>
+      <w:r>
+        <w:rPr>
+          <w:b/>
+        </w:rPr>
+        <w:t>Source video</w:t>
+      </w:r>
+      <w:r>
+        <w:t xml:space="preserve">: </w:t>
+      </w:r>
+      <w:hyperlink r:id="rId11">
+        <w:r>
+          <w:rPr>
+            <w:color w:val="0563C1"/>
+            <w:u w:val="single"/>
+          </w:rPr>
+          <w:t>Bilibili BV11z3m63ECo</w:t>
+        </w:r>
+      </w:hyperlink>
+      <w:r>
+        <w:t xml:space="preserve"> · </w:t>
+      </w:r>
+      <w:r>
+        <w:rPr>
+          <w:b/>
+        </w:rPr>
+        <w:t>Slides</w:t>
+      </w:r>
+      <w:r>
+        <w:t xml:space="preserve">: </w:t>
+      </w:r>
+      <w:hyperlink r:id="rId12">
+        <w:r>
+          <w:rPr>
+            <w:color w:val="0563C1"/>
+            <w:u w:val="single"/>
+          </w:rPr>
+          <w:t>Kimi K3 vLLM Tech Share</w:t>
+        </w:r>
+      </w:hyperlink>
+    </w:p>
+    <w:p>
+      <w:pPr/>
       <w:r>
         <w:t>Kimi K3 pushes total parameter count from 1.04T to 2.78T while introducing two new architectural elements: KDA and LatentMoE. This hybrid design controls communication and memory overhead at the model level, yet triggers a cascade of failures at the inference-system level—the append-only assumption for KV Cache writes is violated, physical block sizes are forced to balloon beyond 6,000 tokens, and prefix cache hit rates plummet. This article traces the full causal chain—"model architecture → memory allocation → caching strategy → operator execution → performance validation"—to dissect the vLLM team's engineering countermeasures end to end.</w:t>
       </w:r>
@@ -183,7 +225,7 @@
         <w:spacing w:after="80" w:line="290" w:lineRule="auto"/>
         <w:numPr>
           <w:ilvl w:val="0"/>
-          <w:numId w:val="11"/>
+          <w:numId w:val="12"/>
         </w:numPr>
       </w:pPr>
       <w:r>
@@ -195,7 +237,7 @@
         <w:spacing w:after="80" w:line="290" w:lineRule="auto"/>
         <w:numPr>
           <w:ilvl w:val="0"/>
-          <w:numId w:val="11"/>
+          <w:numId w:val="12"/>
         </w:numPr>
       </w:pPr>
       <w:r>
@@ -207,7 +249,7 @@
         <w:spacing w:after="80" w:line="290" w:lineRule="auto"/>
         <w:numPr>
           <w:ilvl w:val="0"/>
-          <w:numId w:val="11"/>
+          <w:numId w:val="12"/>
         </w:numPr>
       </w:pPr>
       <w:r>
@@ -219,7 +261,7 @@
         <w:spacing w:after="80" w:line="290" w:lineRule="auto"/>
         <w:numPr>
           <w:ilvl w:val="0"/>
-          <w:numId w:val="11"/>
+          <w:numId w:val="12"/>
         </w:numPr>
       </w:pPr>
       <w:r>
@@ -984,7 +1026,7 @@
                     <pic:cNvPicPr/>
                   </pic:nvPicPr>
                   <pic:blipFill>
-                    <a:blip r:embed="rId11"/>
+                    <a:blip r:embed="rId13"/>
                     <a:stretch>
                       <a:fillRect/>
                     </a:stretch>
@@ -1624,7 +1666,7 @@
                     <pic:cNvPicPr/>
                   </pic:nvPicPr>
                   <pic:blipFill>
-                    <a:blip r:embed="rId12"/>
+                    <a:blip r:embed="rId14"/>
                     <a:stretch>
                       <a:fillRect/>
                     </a:stretch>
@@ -2712,7 +2754,7 @@
     <w:p>
       <w:pPr/>
       <w:r>
-        <w:t>$$\text{LCM Page Size} = \text{lcm}(1,\;2,\;3) = 6\;\text{KB}$$</w:t>
+        <w:t>$LCM Page Size = lcm(1, 2, 3) = 6 KB$</w:t>
       </w:r>
     </w:p>
     <w:p>
@@ -2755,358 +2797,6 @@
                 <pic:pic>
                   <pic:nvPicPr>
                     <pic:cNvPr id="0" name="slide-11.png"/>
-                    <pic:cNvPicPr/>
-                  </pic:nvPicPr>
-                  <pic:blipFill>
-                    <a:blip r:embed="rId13"/>
-                    <a:stretch>
-                      <a:fillRect/>
-                    </a:stretch>
-                  </pic:blipFill>
-                  <pic:spPr>
-                    <a:xfrm>
-                      <a:off x="0" y="0"/>
-                      <a:ext cx="5943600" cy="3343275"/>
-                    </a:xfrm>
-                    <a:prstGeom prst="rect"/>
-                  </pic:spPr>
-                </pic:pic>
-              </a:graphicData>
-            </a:graphic>
-          </wp:inline>
-        </w:drawing>
-      </w:r>
-    </w:p>
-    <w:p>
-      <w:pPr/>
-      <w:r>
-        <w:rPr>
-          <w:i/>
-        </w:rPr>
-        <w:t>Figure: From computing raw sizes, to scaling up block\_size, to padding, and finally achieving a uniform page\_size\_bytes. "Mamba state" in the figure corresponds to the same overwrite-style KDA state in the K3 context. Source: presentation slide 11</w:t>
-      </w:r>
-    </w:p>
-    <w:p>
-      <w:pPr/>
-      <w:r>
-        <w:rPr>
-          <w:b/>
-        </w:rPr>
-        <w:t>Step 01 — Compute raw sizes.</w:t>
-      </w:r>
-      <w:r>
-        <w:t xml:space="preserve"> Calculate the byte counts for the Attention page and the KDA state separately. The figure depicts them as two unequal-height colored blocks, annotated "Unequal!"</w:t>
-      </w:r>
-    </w:p>
-    <w:p>
-      <w:pPr/>
-      <w:r>
-        <w:rPr>
-          <w:b/>
-        </w:rPr>
-        <w:t>Step 02 — Scale up block\_size.</w:t>
-      </w:r>
-      <w:r>
-        <w:t xml:space="preserve"> Multiply the Attention page's </w:t>
-      </w:r>
-      <w:r>
-        <w:rPr>
-          <w:rFonts w:ascii="Consolas" w:hAnsi="Consolas" w:eastAsia="Microsoft YaHei"/>
-          <w:color w:val="1F4D78"/>
-          <w:sz w:val="19"/>
-          <w:shd w:fill="EEF2F6"/>
-        </w:rPr>
-        <w:t>block_size</w:t>
-      </w:r>
-      <w:r>
-        <w:t xml:space="preserve"> (the number of tokens contained in one physical page) by successive integers (×2, ×3, …) until the Attention page byte count </w:t>
-      </w:r>
-      <w:r>
-        <w:rPr>
-          <w:b/>
-        </w:rPr>
-        <w:t>equals or exceeds</w:t>
-      </w:r>
-      <w:r>
-        <w:t xml:space="preserve"> the KDA state byte count. The figure marks this with an "attention ≥ mamba" arrow.</w:t>
-      </w:r>
-    </w:p>
-    <w:p>
-      <w:pPr/>
-      <w:r>
-        <w:rPr>
-          <w:b/>
-        </w:rPr>
-        <w:t>Step 03 — Pad to match.</w:t>
-      </w:r>
-      <w:r>
-        <w:t xml:space="preserve"> A small residual difference may remain between the scaled Attention page and the KDA state; zero-byte padding is appended to the KDA state tail so that it exactly equals the Attention page size. The small green block in the figure represents this padding region.</w:t>
-      </w:r>
-    </w:p>
-    <w:p>
-      <w:pPr/>
-      <w:r>
-        <w:rPr>
-          <w:b/>
-        </w:rPr>
-        <w:t>Step 04 — Alignment complete.</w:t>
-      </w:r>
-      <w:r>
-        <w:t xml:space="preserve"> Both types now share an identical </w:t>
-      </w:r>
-      <w:r>
-        <w:rPr>
-          <w:rFonts w:ascii="Consolas" w:hAnsi="Consolas" w:eastAsia="Microsoft YaHei"/>
-          <w:color w:val="1F4D78"/>
-          <w:sz w:val="19"/>
-          <w:shd w:fill="EEF2F6"/>
-        </w:rPr>
-        <w:t>page_size_bytes</w:t>
-      </w:r>
-      <w:r>
-        <w:t xml:space="preserve"> and a common physical page table. The allocator exposes only a single page granularity to the rest of the system.</w:t>
-      </w:r>
-    </w:p>
-    <w:p>
-      <w:pPr>
-        <w:pStyle w:val="Heading2"/>
-      </w:pPr>
-      <w:r>
-        <w:t>Causal Chain and Overhead Bounds</w:t>
-      </w:r>
-    </w:p>
-    <w:p>
-      <w:pPr>
-        <w:spacing w:before="80" w:after="200" w:line="300" w:lineRule="auto"/>
-        <w:ind w:left="317" w:right="173"/>
-        <w:pBdr>
-          <w:left w:val="single" w:sz="18" w:space="8" w:color="2E74B5"/>
-        </w:pBdr>
-        <w:shd w:fill="F4F6F9"/>
-      </w:pPr>
-      <w:r>
-        <w:rPr>
-          <w:rFonts w:ascii="Calibri" w:hAnsi="Calibri" w:eastAsia="Microsoft YaHei"/>
-          <w:color w:val="203748"/>
-          <w:sz w:val="23"/>
-        </w:rPr>
-        <w:t>Heterogeneous states have unequal sizes → separate management causes severe fragmentation → use LCM as the unified physical page size → KDA state is far larger than a single-token KV entry → repeatedly double the Attention block\_size until it surpasses the KDA state → pad the KDA state to match → all types share a single page size.</w:t>
-      </w:r>
-    </w:p>
-    <w:p>
-      <w:pPr/>
-      <w:r>
-        <w:t xml:space="preserve">The additional memory overhead from padding is approximately </w:t>
-      </w:r>
-      <w:r>
-        <w:rPr>
-          <w:b/>
-        </w:rPr>
-        <w:t>1%–2%</w:t>
-      </w:r>
-      <w:r>
-        <w:t xml:space="preserve"> (the estimate given in the presentation)—a small price for vastly simplified management.</w:t>
-      </w:r>
-    </w:p>
-    <w:p>
-      <w:pPr/>
-      <w:r>
-        <w:t xml:space="preserve">However, the </w:t>
-      </w:r>
-      <w:r>
-        <w:rPr>
-          <w:rFonts w:ascii="Consolas" w:hAnsi="Consolas" w:eastAsia="Microsoft YaHei"/>
-          <w:color w:val="1F4D78"/>
-          <w:sz w:val="19"/>
-          <w:shd w:fill="EEF2F6"/>
-        </w:rPr>
-        <w:t>block_size</w:t>
-      </w:r>
-      <w:r>
-        <w:t xml:space="preserve"> that was forcibly multiplied to make the Attention page accommodate the KDA state causes the number of tokens per physical page to become extremely large. This side effect directly impacts the hit rate of the Prefix Cache (a mechanism that reuses previously computed states)—the extreme physical block sizes imposed by forced alignment become the focus of the next section.</w:t>
-      </w:r>
-    </w:p>
-    <w:p>
-      <w:pPr>
-        <w:pStyle w:val="Heading1"/>
-      </w:pPr>
-      <w:r>
-        <w:t>4. Cache Failure Crisis: The Cost of a 6,000-Token Block Size</w:t>
-      </w:r>
-    </w:p>
-    <w:p>
-      <w:pPr/>
-      <w:r>
-        <w:rPr>
-          <w:b/>
-        </w:rPr>
-        <w:t>Core question for this section</w:t>
-      </w:r>
-      <w:r>
-        <w:t>: Why does the cache hit rate for system prompts and multi-turn conversations plummet after memory alignment?</w:t>
-      </w:r>
-    </w:p>
-    <w:p>
-      <w:pPr>
-        <w:pStyle w:val="Heading2"/>
-      </w:pPr>
-      <w:r>
-        <w:t>Block Bloat Caused by the Alignment Rule</w:t>
-      </w:r>
-    </w:p>
-    <w:p>
-      <w:pPr/>
-      <w:r>
-        <w:t xml:space="preserve">In a typical inference engine, the KV Cache is partitioned into fixed-size physical blocks. The Prefix Cache hit-detection logic is: </w:t>
-      </w:r>
-      <w:r>
-        <w:rPr>
-          <w:b/>
-        </w:rPr>
-        <w:t>the system considers a cache hit only when a request's prefix exactly fills one or more complete physical blocks.</w:t>
-      </w:r>
-      <w:r>
-        <w:t xml:space="preserve"> Smaller blocks mean finer hit granularity and more reuse opportunities.</w:t>
-      </w:r>
-    </w:p>
-    <w:p>
-      <w:pPr/>
-      <w:r>
-        <w:t xml:space="preserve">K3 contains states from both attention types, with an enormous disparity in size: the KDA state is roughly </w:t>
-      </w:r>
-      <w:r>
-        <w:rPr>
-          <w:b/>
-        </w:rPr>
-        <w:t>600×</w:t>
-      </w:r>
-      <w:r>
-        <w:t xml:space="preserve"> larger than the MLA state. Under a configuration with DP (Data Parallelism) enabled, the LCM alignment operation pushes the physical block size up to </w:t>
-      </w:r>
-      <w:r>
-        <w:rPr>
-          <w:b/>
-        </w:rPr>
-        <w:t>6,000+ tokens</w:t>
-      </w:r>
-      <w:r>
-        <w:t>.</w:t>
-      </w:r>
-    </w:p>
-    <w:p>
-      <w:pPr>
-        <w:pStyle w:val="Heading2"/>
-      </w:pPr>
-      <w:r>
-        <w:t>An Extreme but Real Failure Scenario</w:t>
-      </w:r>
-    </w:p>
-    <w:p>
-      <w:pPr/>
-      <w:r>
-        <w:t>The following figure visually contrasts prefix-cache behavior between a typical model and K3—note the position in the K3 diagram where a 5,000-token prefix is judged as a Miss:</w:t>
-      </w:r>
-    </w:p>
-    <w:p>
-      <w:pPr>
-        <w:keepNext/>
-        <w:keepLines/>
-        <w:spacing w:before="120" w:after="0"/>
-        <w:jc w:val="center"/>
-      </w:pPr>
-      <w:r>
-        <w:drawing>
-          <wp:inline xmlns:a="http://schemas.openxmlformats.org/drawingml/2006/main" xmlns:pic="http://schemas.openxmlformats.org/drawingml/2006/picture">
-            <wp:extent cx="5943600" cy="3343275"/>
-            <wp:docPr id="4" name="Picture 4" descr="Prefix cache hit comparison between a typical model and K3" title="Prefix cache hit comparison between a typical model and K3"/>
-            <wp:cNvGraphicFramePr>
-              <a:graphicFrameLocks noChangeAspect="1"/>
-            </wp:cNvGraphicFramePr>
-            <a:graphic>
-              <a:graphicData uri="http://schemas.openxmlformats.org/drawingml/2006/picture">
-                <pic:pic>
-                  <pic:nvPicPr>
-                    <pic:cNvPr id="0" name="slide-14.png"/>
-                    <pic:cNvPicPr/>
-                  </pic:nvPicPr>
-                  <pic:blipFill>
-                    <a:blip r:embed="rId14"/>
-                    <a:stretch>
-                      <a:fillRect/>
-                    </a:stretch>
-                  </pic:blipFill>
-                  <pic:spPr>
-                    <a:xfrm>
-                      <a:off x="0" y="0"/>
-                      <a:ext cx="5943600" cy="3343275"/>
-                    </a:xfrm>
-                    <a:prstGeom prst="rect"/>
-                  </pic:spPr>
-                </pic:pic>
-              </a:graphicData>
-            </a:graphic>
-          </wp:inline>
-        </w:drawing>
-      </w:r>
-    </w:p>
-    <w:p>
-      <w:pPr/>
-      <w:r>
-        <w:rPr>
-          <w:i/>
-        </w:rPr>
-        <w:t>Figure: Top—a typical model with physical blocks of only a few hundred tokens; the shared prefix spans multiple block boundaries and hits at each one. Bottom—K3 with blocks exceeding 6,000 tokens; a 5,000-token prefix fails to reach the first block boundary and is judged as a Miss. Source: presentation slide 14</w:t>
-      </w:r>
-    </w:p>
-    <w:p>
-      <w:pPr/>
-      <w:r>
-        <w:t xml:space="preserve">Top: A typical model's physical blocks are only a few hundred tokens; the shared prefix crosses multiple block boundaries, triggering a cache hit (green ✓) at each one. Bottom: K3's physical blocks span 6,000+ tokens; a 5,000-token system prompt is insufficient to fill the first block, so </w:t>
-      </w:r>
-      <w:r>
-        <w:rPr>
-          <w:b/>
-        </w:rPr>
-        <w:t>the cache judges it as a Miss and recomputes everything</w:t>
-      </w:r>
-      <w:r>
-        <w:t>.</w:t>
-      </w:r>
-    </w:p>
-    <w:p>
-      <w:pPr>
-        <w:pStyle w:val="Heading2"/>
-      </w:pPr>
-      <w:r>
-        <w:t>Why the Most Valuable Caches Fail First</w:t>
-      </w:r>
-    </w:p>
-    <w:p>
-      <w:pPr/>
-      <w:r>
-        <w:t>The following figure marks the two categories in online serving that are most worth caching yet are the first to fail due to block bloat:</w:t>
-      </w:r>
-    </w:p>
-    <w:p>
-      <w:pPr>
-        <w:keepNext/>
-        <w:keepLines/>
-        <w:spacing w:before="120" w:after="0"/>
-        <w:jc w:val="center"/>
-      </w:pPr>
-      <w:r>
-        <w:drawing>
-          <wp:inline xmlns:a="http://schemas.openxmlformats.org/drawingml/2006/main" xmlns:pic="http://schemas.openxmlformats.org/drawingml/2006/picture">
-            <wp:extent cx="5943600" cy="3343275"/>
-            <wp:docPr id="5" name="Picture 5" descr="Positions of highest cache value in system prompts and multi-turn conversations" title="Positions of highest cache value in system prompts and multi-turn conversations"/>
-            <wp:cNvGraphicFramePr>
-              <a:graphicFrameLocks noChangeAspect="1"/>
-            </wp:cNvGraphicFramePr>
-            <a:graphic>
-              <a:graphicData uri="http://schemas.openxmlformats.org/drawingml/2006/picture">
-                <pic:pic>
-                  <pic:nvPicPr>
-                    <pic:cNvPr id="0" name="slide-15.png"/>
                     <pic:cNvPicPr/>
                   </pic:nvPicPr>
                   <pic:blipFill>
@@ -3135,6 +2825,358 @@
         <w:rPr>
           <w:i/>
         </w:rPr>
+        <w:t>Figure: From computing raw sizes, to scaling up block\_size, to padding, and finally achieving a uniform page\_size\_bytes. "Mamba state" in the figure corresponds to the same overwrite-style KDA state in the K3 context. Source: presentation slide 11</w:t>
+      </w:r>
+    </w:p>
+    <w:p>
+      <w:pPr/>
+      <w:r>
+        <w:rPr>
+          <w:b/>
+        </w:rPr>
+        <w:t>Step 01 — Compute raw sizes.</w:t>
+      </w:r>
+      <w:r>
+        <w:t xml:space="preserve"> Calculate the byte counts for the Attention page and the KDA state separately. The figure depicts them as two unequal-height colored blocks, annotated "Unequal!"</w:t>
+      </w:r>
+    </w:p>
+    <w:p>
+      <w:pPr/>
+      <w:r>
+        <w:rPr>
+          <w:b/>
+        </w:rPr>
+        <w:t>Step 02 — Scale up block\_size.</w:t>
+      </w:r>
+      <w:r>
+        <w:t xml:space="preserve"> Multiply the Attention page's </w:t>
+      </w:r>
+      <w:r>
+        <w:rPr>
+          <w:rFonts w:ascii="Consolas" w:hAnsi="Consolas" w:eastAsia="Microsoft YaHei"/>
+          <w:color w:val="1F4D78"/>
+          <w:sz w:val="19"/>
+          <w:shd w:fill="EEF2F6"/>
+        </w:rPr>
+        <w:t>block_size</w:t>
+      </w:r>
+      <w:r>
+        <w:t xml:space="preserve"> (the number of tokens contained in one physical page) by successive integers (×2, ×3, …) until the Attention page byte count </w:t>
+      </w:r>
+      <w:r>
+        <w:rPr>
+          <w:b/>
+        </w:rPr>
+        <w:t>equals or exceeds</w:t>
+      </w:r>
+      <w:r>
+        <w:t xml:space="preserve"> the KDA state byte count. The figure marks this with an "attention ≥ mamba" arrow.</w:t>
+      </w:r>
+    </w:p>
+    <w:p>
+      <w:pPr/>
+      <w:r>
+        <w:rPr>
+          <w:b/>
+        </w:rPr>
+        <w:t>Step 03 — Pad to match.</w:t>
+      </w:r>
+      <w:r>
+        <w:t xml:space="preserve"> A small residual difference may remain between the scaled Attention page and the KDA state; zero-byte padding is appended to the KDA state tail so that it exactly equals the Attention page size. The small green block in the figure represents this padding region.</w:t>
+      </w:r>
+    </w:p>
+    <w:p>
+      <w:pPr/>
+      <w:r>
+        <w:rPr>
+          <w:b/>
+        </w:rPr>
+        <w:t>Step 04 — Alignment complete.</w:t>
+      </w:r>
+      <w:r>
+        <w:t xml:space="preserve"> Both types now share an identical </w:t>
+      </w:r>
+      <w:r>
+        <w:rPr>
+          <w:rFonts w:ascii="Consolas" w:hAnsi="Consolas" w:eastAsia="Microsoft YaHei"/>
+          <w:color w:val="1F4D78"/>
+          <w:sz w:val="19"/>
+          <w:shd w:fill="EEF2F6"/>
+        </w:rPr>
+        <w:t>page_size_bytes</w:t>
+      </w:r>
+      <w:r>
+        <w:t xml:space="preserve"> and a common physical page table. The allocator exposes only a single page granularity to the rest of the system.</w:t>
+      </w:r>
+    </w:p>
+    <w:p>
+      <w:pPr>
+        <w:pStyle w:val="Heading2"/>
+      </w:pPr>
+      <w:r>
+        <w:t>Causal Chain and Overhead Bounds</w:t>
+      </w:r>
+    </w:p>
+    <w:p>
+      <w:pPr>
+        <w:spacing w:before="80" w:after="200" w:line="300" w:lineRule="auto"/>
+        <w:ind w:left="317" w:right="173"/>
+        <w:pBdr>
+          <w:left w:val="single" w:sz="18" w:space="8" w:color="2E74B5"/>
+        </w:pBdr>
+        <w:shd w:fill="F4F6F9"/>
+      </w:pPr>
+      <w:r>
+        <w:rPr>
+          <w:rFonts w:ascii="Calibri" w:hAnsi="Calibri" w:eastAsia="Microsoft YaHei"/>
+          <w:color w:val="203748"/>
+          <w:sz w:val="23"/>
+        </w:rPr>
+        <w:t>Heterogeneous states have unequal sizes → separate management causes severe fragmentation → use LCM as the unified physical page size → KDA state is far larger than a single-token KV entry → repeatedly double the Attention block\_size until it surpasses the KDA state → pad the KDA state to match → all types share a single page size.</w:t>
+      </w:r>
+    </w:p>
+    <w:p>
+      <w:pPr/>
+      <w:r>
+        <w:t xml:space="preserve">The additional memory overhead from padding is approximately </w:t>
+      </w:r>
+      <w:r>
+        <w:rPr>
+          <w:b/>
+        </w:rPr>
+        <w:t>1%–2%</w:t>
+      </w:r>
+      <w:r>
+        <w:t xml:space="preserve"> (the estimate given in the presentation)—a small price for vastly simplified management.</w:t>
+      </w:r>
+    </w:p>
+    <w:p>
+      <w:pPr/>
+      <w:r>
+        <w:t xml:space="preserve">However, the </w:t>
+      </w:r>
+      <w:r>
+        <w:rPr>
+          <w:rFonts w:ascii="Consolas" w:hAnsi="Consolas" w:eastAsia="Microsoft YaHei"/>
+          <w:color w:val="1F4D78"/>
+          <w:sz w:val="19"/>
+          <w:shd w:fill="EEF2F6"/>
+        </w:rPr>
+        <w:t>block_size</w:t>
+      </w:r>
+      <w:r>
+        <w:t xml:space="preserve"> that was forcibly multiplied to make the Attention page accommodate the KDA state causes the number of tokens per physical page to become extremely large. This side effect directly impacts the hit rate of the Prefix Cache (a mechanism that reuses previously computed states)—the extreme physical block sizes imposed by forced alignment become the focus of the next section.</w:t>
+      </w:r>
+    </w:p>
+    <w:p>
+      <w:pPr>
+        <w:pStyle w:val="Heading1"/>
+      </w:pPr>
+      <w:r>
+        <w:t>4. Cache Failure Crisis: The Cost of a 6,000-Token Block Size</w:t>
+      </w:r>
+    </w:p>
+    <w:p>
+      <w:pPr/>
+      <w:r>
+        <w:rPr>
+          <w:b/>
+        </w:rPr>
+        <w:t>Core question for this section</w:t>
+      </w:r>
+      <w:r>
+        <w:t>: Why does the cache hit rate for system prompts and multi-turn conversations plummet after memory alignment?</w:t>
+      </w:r>
+    </w:p>
+    <w:p>
+      <w:pPr>
+        <w:pStyle w:val="Heading2"/>
+      </w:pPr>
+      <w:r>
+        <w:t>Block Bloat Caused by the Alignment Rule</w:t>
+      </w:r>
+    </w:p>
+    <w:p>
+      <w:pPr/>
+      <w:r>
+        <w:t xml:space="preserve">In a typical inference engine, the KV Cache is partitioned into fixed-size physical blocks. The Prefix Cache hit-detection logic is: </w:t>
+      </w:r>
+      <w:r>
+        <w:rPr>
+          <w:b/>
+        </w:rPr>
+        <w:t>the system considers a cache hit only when a request's prefix exactly fills one or more complete physical blocks.</w:t>
+      </w:r>
+      <w:r>
+        <w:t xml:space="preserve"> Smaller blocks mean finer hit granularity and more reuse opportunities.</w:t>
+      </w:r>
+    </w:p>
+    <w:p>
+      <w:pPr/>
+      <w:r>
+        <w:t xml:space="preserve">K3 contains states from both attention types, with an enormous disparity in size: the KDA state is roughly </w:t>
+      </w:r>
+      <w:r>
+        <w:rPr>
+          <w:b/>
+        </w:rPr>
+        <w:t>600×</w:t>
+      </w:r>
+      <w:r>
+        <w:t xml:space="preserve"> larger than the MLA state. Under a configuration with DP (Data Parallelism) enabled, the LCM alignment operation pushes the physical block size up to </w:t>
+      </w:r>
+      <w:r>
+        <w:rPr>
+          <w:b/>
+        </w:rPr>
+        <w:t>6,000+ tokens</w:t>
+      </w:r>
+      <w:r>
+        <w:t>.</w:t>
+      </w:r>
+    </w:p>
+    <w:p>
+      <w:pPr>
+        <w:pStyle w:val="Heading2"/>
+      </w:pPr>
+      <w:r>
+        <w:t>An Extreme but Real Failure Scenario</w:t>
+      </w:r>
+    </w:p>
+    <w:p>
+      <w:pPr/>
+      <w:r>
+        <w:t>The following figure visually contrasts prefix-cache behavior between a typical model and K3—note the position in the K3 diagram where a 5,000-token prefix is judged as a Miss:</w:t>
+      </w:r>
+    </w:p>
+    <w:p>
+      <w:pPr>
+        <w:keepNext/>
+        <w:keepLines/>
+        <w:spacing w:before="120" w:after="0"/>
+        <w:jc w:val="center"/>
+      </w:pPr>
+      <w:r>
+        <w:drawing>
+          <wp:inline xmlns:a="http://schemas.openxmlformats.org/drawingml/2006/main" xmlns:pic="http://schemas.openxmlformats.org/drawingml/2006/picture">
+            <wp:extent cx="5943600" cy="3343275"/>
+            <wp:docPr id="4" name="Picture 4" descr="Prefix cache hit comparison between a typical model and K3" title="Prefix cache hit comparison between a typical model and K3"/>
+            <wp:cNvGraphicFramePr>
+              <a:graphicFrameLocks noChangeAspect="1"/>
+            </wp:cNvGraphicFramePr>
+            <a:graphic>
+              <a:graphicData uri="http://schemas.openxmlformats.org/drawingml/2006/picture">
+                <pic:pic>
+                  <pic:nvPicPr>
+                    <pic:cNvPr id="0" name="slide-14.png"/>
+                    <pic:cNvPicPr/>
+                  </pic:nvPicPr>
+                  <pic:blipFill>
+                    <a:blip r:embed="rId16"/>
+                    <a:stretch>
+                      <a:fillRect/>
+                    </a:stretch>
+                  </pic:blipFill>
+                  <pic:spPr>
+                    <a:xfrm>
+                      <a:off x="0" y="0"/>
+                      <a:ext cx="5943600" cy="3343275"/>
+                    </a:xfrm>
+                    <a:prstGeom prst="rect"/>
+                  </pic:spPr>
+                </pic:pic>
+              </a:graphicData>
+            </a:graphic>
+          </wp:inline>
+        </w:drawing>
+      </w:r>
+    </w:p>
+    <w:p>
+      <w:pPr/>
+      <w:r>
+        <w:rPr>
+          <w:i/>
+        </w:rPr>
+        <w:t>Figure: Top—a typical model with physical blocks of only a few hundred tokens; the shared prefix spans multiple block boundaries and hits at each one. Bottom—K3 with blocks exceeding 6,000 tokens; a 5,000-token prefix fails to reach the first block boundary and is judged as a Miss. Source: presentation slide 14</w:t>
+      </w:r>
+    </w:p>
+    <w:p>
+      <w:pPr/>
+      <w:r>
+        <w:t xml:space="preserve">Top: A typical model's physical blocks are only a few hundred tokens; the shared prefix crosses multiple block boundaries, triggering a cache hit (green ✓) at each one. Bottom: K3's physical blocks span 6,000+ tokens; a 5,000-token system prompt is insufficient to fill the first block, so </w:t>
+      </w:r>
+      <w:r>
+        <w:rPr>
+          <w:b/>
+        </w:rPr>
+        <w:t>the cache judges it as a Miss and recomputes everything</w:t>
+      </w:r>
+      <w:r>
+        <w:t>.</w:t>
+      </w:r>
+    </w:p>
+    <w:p>
+      <w:pPr>
+        <w:pStyle w:val="Heading2"/>
+      </w:pPr>
+      <w:r>
+        <w:t>Why the Most Valuable Caches Fail First</w:t>
+      </w:r>
+    </w:p>
+    <w:p>
+      <w:pPr/>
+      <w:r>
+        <w:t>The following figure marks the two categories in online serving that are most worth caching yet are the first to fail due to block bloat:</w:t>
+      </w:r>
+    </w:p>
+    <w:p>
+      <w:pPr>
+        <w:keepNext/>
+        <w:keepLines/>
+        <w:spacing w:before="120" w:after="0"/>
+        <w:jc w:val="center"/>
+      </w:pPr>
+      <w:r>
+        <w:drawing>
+          <wp:inline xmlns:a="http://schemas.openxmlformats.org/drawingml/2006/main" xmlns:pic="http://schemas.openxmlformats.org/drawingml/2006/picture">
+            <wp:extent cx="5943600" cy="3343275"/>
+            <wp:docPr id="5" name="Picture 5" descr="Positions of highest cache value in system prompts and multi-turn conversations" title="Positions of highest cache value in system prompts and multi-turn conversations"/>
+            <wp:cNvGraphicFramePr>
+              <a:graphicFrameLocks noChangeAspect="1"/>
+            </wp:cNvGraphicFramePr>
+            <a:graphic>
+              <a:graphicData uri="http://schemas.openxmlformats.org/drawingml/2006/picture">
+                <pic:pic>
+                  <pic:nvPicPr>
+                    <pic:cNvPr id="0" name="slide-15.png"/>
+                    <pic:cNvPicPr/>
+                  </pic:nvPicPr>
+                  <pic:blipFill>
+                    <a:blip r:embed="rId17"/>
+                    <a:stretch>
+                      <a:fillRect/>
+                    </a:stretch>
+                  </pic:blipFill>
+                  <pic:spPr>
+                    <a:xfrm>
+                      <a:off x="0" y="0"/>
+                      <a:ext cx="5943600" cy="3343275"/>
+                    </a:xfrm>
+                    <a:prstGeom prst="rect"/>
+                  </pic:spPr>
+                </pic:pic>
+              </a:graphicData>
+            </a:graphic>
+          </wp:inline>
+        </w:drawing>
+      </w:r>
+    </w:p>
+    <w:p>
+      <w:pPr/>
+      <w:r>
+        <w:rPr>
+          <w:i/>
+        </w:rPr>
         <w:t>Figure: (a) System prompt as a shared prefix across multiple requests; (b) turn boundaries in multi-turn conversations as critical cache-reuse points. Source: presentation slide 15</w:t>
       </w:r>
     </w:p>
@@ -3495,7 +3537,7 @@
                     <pic:cNvPicPr/>
                   </pic:nvPicPr>
                   <pic:blipFill>
-                    <a:blip r:embed="rId16"/>
+                    <a:blip r:embed="rId18"/>
                     <a:stretch>
                       <a:fillRect/>
                     </a:stretch>
@@ -3879,7 +3921,7 @@
         <w:spacing w:after="80" w:line="290" w:lineRule="auto"/>
         <w:numPr>
           <w:ilvl w:val="0"/>
-          <w:numId w:val="11"/>
+          <w:numId w:val="13"/>
         </w:numPr>
       </w:pPr>
       <w:r>
@@ -3924,7 +3966,7 @@
         <w:spacing w:after="80" w:line="290" w:lineRule="auto"/>
         <w:numPr>
           <w:ilvl w:val="0"/>
-          <w:numId w:val="11"/>
+          <w:numId w:val="13"/>
         </w:numPr>
       </w:pPr>
       <w:r>
@@ -3948,7 +3990,7 @@
         <w:spacing w:after="80" w:line="290" w:lineRule="auto"/>
         <w:numPr>
           <w:ilvl w:val="0"/>
-          <w:numId w:val="11"/>
+          <w:numId w:val="13"/>
         </w:numPr>
       </w:pPr>
       <w:r>
@@ -3993,7 +4035,7 @@
         <w:spacing w:after="80" w:line="290" w:lineRule="auto"/>
         <w:numPr>
           <w:ilvl w:val="0"/>
-          <w:numId w:val="11"/>
+          <w:numId w:val="13"/>
         </w:numPr>
       </w:pPr>
       <w:r>
@@ -4029,7 +4071,7 @@
         <w:spacing w:after="80" w:line="290" w:lineRule="auto"/>
         <w:numPr>
           <w:ilvl w:val="0"/>
-          <w:numId w:val="11"/>
+          <w:numId w:val="13"/>
         </w:numPr>
       </w:pPr>
       <w:r>
@@ -4227,7 +4269,7 @@
                     <pic:cNvPicPr/>
                   </pic:nvPicPr>
                   <pic:blipFill>
-                    <a:blip r:embed="rId17"/>
+                    <a:blip r:embed="rId19"/>
                     <a:stretch>
                       <a:fillRect/>
                     </a:stretch>
@@ -4658,7 +4700,7 @@
                     <pic:cNvPicPr/>
                   </pic:nvPicPr>
                   <pic:blipFill>
-                    <a:blip r:embed="rId18"/>
+                    <a:blip r:embed="rId20"/>
                     <a:stretch>
                       <a:fillRect/>
                     </a:stretch>
@@ -5105,7 +5147,7 @@
                     <pic:cNvPicPr/>
                   </pic:nvPicPr>
                   <pic:blipFill>
-                    <a:blip r:embed="rId19"/>
+                    <a:blip r:embed="rId21"/>
                     <a:stretch>
                       <a:fillRect/>
                     </a:stretch>
@@ -5503,7 +5545,7 @@
         <w:spacing w:after="80" w:line="290" w:lineRule="auto"/>
         <w:numPr>
           <w:ilvl w:val="0"/>
-          <w:numId w:val="11"/>
+          <w:numId w:val="14"/>
         </w:numPr>
       </w:pPr>
       <w:r>
@@ -5521,7 +5563,7 @@
         <w:spacing w:after="80" w:line="290" w:lineRule="auto"/>
         <w:numPr>
           <w:ilvl w:val="0"/>
-          <w:numId w:val="11"/>
+          <w:numId w:val="14"/>
         </w:numPr>
       </w:pPr>
       <w:r>
@@ -5539,7 +5581,7 @@
         <w:spacing w:after="80" w:line="290" w:lineRule="auto"/>
         <w:numPr>
           <w:ilvl w:val="0"/>
-          <w:numId w:val="11"/>
+          <w:numId w:val="14"/>
         </w:numPr>
       </w:pPr>
       <w:r>
@@ -5669,7 +5711,7 @@
         <w:spacing w:after="80" w:line="290" w:lineRule="auto"/>
         <w:numPr>
           <w:ilvl w:val="0"/>
-          <w:numId w:val="11"/>
+          <w:numId w:val="15"/>
         </w:numPr>
       </w:pPr>
       <w:r>
@@ -5687,7 +5729,7 @@
         <w:spacing w:after="80" w:line="290" w:lineRule="auto"/>
         <w:numPr>
           <w:ilvl w:val="0"/>
-          <w:numId w:val="11"/>
+          <w:numId w:val="15"/>
         </w:numPr>
       </w:pPr>
       <w:r>
@@ -5705,7 +5747,7 @@
         <w:spacing w:after="80" w:line="290" w:lineRule="auto"/>
         <w:numPr>
           <w:ilvl w:val="0"/>
-          <w:numId w:val="11"/>
+          <w:numId w:val="15"/>
         </w:numPr>
       </w:pPr>
       <w:r>
@@ -5723,7 +5765,7 @@
         <w:spacing w:after="80" w:line="290" w:lineRule="auto"/>
         <w:numPr>
           <w:ilvl w:val="0"/>
-          <w:numId w:val="11"/>
+          <w:numId w:val="15"/>
         </w:numPr>
       </w:pPr>
       <w:r>
@@ -5741,7 +5783,7 @@
         <w:spacing w:after="80" w:line="290" w:lineRule="auto"/>
         <w:numPr>
           <w:ilvl w:val="0"/>
-          <w:numId w:val="11"/>
+          <w:numId w:val="15"/>
         </w:numPr>
       </w:pPr>
       <w:r>
@@ -5759,7 +5801,7 @@
         <w:spacing w:after="80" w:line="290" w:lineRule="auto"/>
         <w:numPr>
           <w:ilvl w:val="0"/>
-          <w:numId w:val="11"/>
+          <w:numId w:val="15"/>
         </w:numPr>
       </w:pPr>
       <w:r>
@@ -5777,7 +5819,7 @@
         <w:spacing w:after="80" w:line="290" w:lineRule="auto"/>
         <w:numPr>
           <w:ilvl w:val="0"/>
-          <w:numId w:val="11"/>
+          <w:numId w:val="15"/>
         </w:numPr>
       </w:pPr>
       <w:r>
@@ -6094,6 +6136,82 @@
   </w:abstractNum>
   <w:num w:numId="11">
     <w:abstractNumId w:val="10"/>
+  </w:num>
+  <w:abstractNum w:abstractNumId="11">
+    <w:multiLevelType w:val="singleLevel"/>
+    <w:lvl w:ilvl="0">
+      <w:start w:val="1"/>
+      <w:numFmt w:val="decimal"/>
+      <w:lvlText w:val="%1."/>
+      <w:lvlJc w:val="left"/>
+      <w:pPr>
+        <w:tabs>
+          <w:tab w:val="num" w:pos="540"/>
+        </w:tabs>
+        <w:ind w:left="540" w:hanging="279"/>
+        <w:spacing w:after="80" w:line="290" w:lineRule="auto"/>
+      </w:pPr>
+    </w:lvl>
+  </w:abstractNum>
+  <w:num w:numId="12">
+    <w:abstractNumId w:val="11"/>
+  </w:num>
+  <w:abstractNum w:abstractNumId="12">
+    <w:multiLevelType w:val="singleLevel"/>
+    <w:lvl w:ilvl="0">
+      <w:start w:val="1"/>
+      <w:numFmt w:val="decimal"/>
+      <w:lvlText w:val="%1."/>
+      <w:lvlJc w:val="left"/>
+      <w:pPr>
+        <w:tabs>
+          <w:tab w:val="num" w:pos="540"/>
+        </w:tabs>
+        <w:ind w:left="540" w:hanging="279"/>
+        <w:spacing w:after="80" w:line="290" w:lineRule="auto"/>
+      </w:pPr>
+    </w:lvl>
+  </w:abstractNum>
+  <w:num w:numId="13">
+    <w:abstractNumId w:val="12"/>
+  </w:num>
+  <w:abstractNum w:abstractNumId="13">
+    <w:multiLevelType w:val="singleLevel"/>
+    <w:lvl w:ilvl="0">
+      <w:start w:val="1"/>
+      <w:numFmt w:val="decimal"/>
+      <w:lvlText w:val="%1."/>
+      <w:lvlJc w:val="left"/>
+      <w:pPr>
+        <w:tabs>
+          <w:tab w:val="num" w:pos="540"/>
+        </w:tabs>
+        <w:ind w:left="540" w:hanging="279"/>
+        <w:spacing w:after="80" w:line="290" w:lineRule="auto"/>
+      </w:pPr>
+    </w:lvl>
+  </w:abstractNum>
+  <w:num w:numId="14">
+    <w:abstractNumId w:val="13"/>
+  </w:num>
+  <w:abstractNum w:abstractNumId="14">
+    <w:multiLevelType w:val="singleLevel"/>
+    <w:lvl w:ilvl="0">
+      <w:start w:val="1"/>
+      <w:numFmt w:val="decimal"/>
+      <w:lvlText w:val="%1."/>
+      <w:lvlJc w:val="left"/>
+      <w:pPr>
+        <w:tabs>
+          <w:tab w:val="num" w:pos="540"/>
+        </w:tabs>
+        <w:ind w:left="540" w:hanging="279"/>
+        <w:spacing w:after="80" w:line="290" w:lineRule="auto"/>
+      </w:pPr>
+    </w:lvl>
+  </w:abstractNum>
+  <w:num w:numId="15">
+    <w:abstractNumId w:val="14"/>
   </w:num>
 </w:numbering>
 </file>
@@ -17964,6 +18082,20 @@
       <w:rFonts w:ascii="Calibri" w:hAnsi="Calibri" w:eastAsia="Microsoft YaHei"/>
       <w:color w:val="203748"/>
       <w:sz w:val="24"/>
+    </w:rPr>
+  </w:style>
+  <w:style w:type="paragraph" w:customStyle="1" w:styleId="Formula">
+    <w:name w:val="Formula"/>
+    <w:pPr>
+      <w:keepLines/>
+      <w:spacing w:before="100" w:after="200"/>
+      <w:jc w:val="center"/>
+    </w:pPr>
+    <w:rPr>
+      <w:rFonts w:ascii="Calibri" w:hAnsi="Calibri" w:eastAsia="Microsoft YaHei"/>
+      <w:b/>
+      <w:color w:val="203748"/>
+      <w:sz w:val="21"/>
     </w:rPr>
   </w:style>
 </w:styles>
